--- a/docs/weekly-reports/Week 1/Abstract.docx
+++ b/docs/weekly-reports/Week 1/Abstract.docx
@@ -582,6 +582,94 @@
         </w:trPr>
         <w:tc>
           <w:tcPr>
+            <w:tcW w:w="2263" w:type="dxa"/>
+          </w:tcPr>
+          <w:p>
+            <w:pPr>
+              <w:jc w:val="center"/>
+              <w:rPr>
+                <w:rFonts w:ascii="Times New Roman" w:hAnsi="Times New Roman" w:cs="Times New Roman"/>
+                <w:sz w:val="24"/>
+                <w:szCs w:val="24"/>
+              </w:rPr>
+            </w:pPr>
+            <w:r>
+              <w:rPr>
+                <w:rFonts w:ascii="Times New Roman" w:hAnsi="Times New Roman" w:cs="Times New Roman"/>
+                <w:sz w:val="24"/>
+                <w:szCs w:val="24"/>
+              </w:rPr>
+              <w:t>3</w:t>
+            </w:r>
+          </w:p>
+        </w:tc>
+        <w:tc>
+          <w:tcPr>
+            <w:tcW w:w="2977" w:type="dxa"/>
+          </w:tcPr>
+          <w:p>
+            <w:pPr>
+              <w:jc w:val="center"/>
+              <w:rPr>
+                <w:rFonts w:ascii="Times New Roman" w:hAnsi="Times New Roman" w:cs="Times New Roman"/>
+                <w:sz w:val="24"/>
+                <w:szCs w:val="24"/>
+              </w:rPr>
+            </w:pPr>
+            <w:r>
+              <w:rPr>
+                <w:rFonts w:ascii="Times New Roman" w:hAnsi="Times New Roman" w:cs="Times New Roman"/>
+                <w:sz w:val="24"/>
+                <w:szCs w:val="24"/>
+              </w:rPr>
+              <w:t>2320090018</w:t>
+            </w:r>
+          </w:p>
+        </w:tc>
+        <w:tc>
+          <w:tcPr>
+            <w:tcW w:w="5528" w:type="dxa"/>
+          </w:tcPr>
+          <w:p>
+            <w:pPr>
+              <w:jc w:val="center"/>
+              <w:rPr>
+                <w:rFonts w:ascii="Times New Roman" w:hAnsi="Times New Roman" w:cs="Times New Roman"/>
+                <w:sz w:val="24"/>
+                <w:szCs w:val="24"/>
+              </w:rPr>
+            </w:pPr>
+            <w:r>
+              <w:rPr>
+                <w:rFonts w:ascii="Times New Roman" w:hAnsi="Times New Roman" w:cs="Times New Roman"/>
+                <w:sz w:val="24"/>
+                <w:szCs w:val="24"/>
+              </w:rPr>
+              <w:t>M Praneeth Reddy</w:t>
+            </w:r>
+            <w:r>
+              <w:rPr>
+                <w:rFonts w:ascii="Times New Roman" w:hAnsi="Times New Roman" w:cs="Times New Roman"/>
+                <w:sz w:val="24"/>
+                <w:szCs w:val="24"/>
+              </w:rPr>
+            </w:r>
+            <w:r>
+              <w:rPr>
+                <w:rFonts w:ascii="Times New Roman" w:hAnsi="Times New Roman" w:cs="Times New Roman"/>
+                <w:sz w:val="24"/>
+                <w:szCs w:val="24"/>
+              </w:rPr>
+            </w:r>
+          </w:p>
+        </w:tc>
+      </w:tr>
+      <w:tr>
+        <w:trPr>
+          <w:jc w:val="center"/>
+        </w:trPr>
+        <w:tc>
+          <w:tcPr>
             <w:tcW w:w="5240" w:type="dxa"/>
             <w:gridSpan w:val="2"/>
           </w:tcPr>
@@ -760,15 +848,6 @@
         </w:rPr>
         <w:t>Keywords: Text-to-SQL, Natural Language Interface to Databases, Large Language Models, Semantic Parsing, Self-Correction, Reproducibility, Data Visualization.</w:t>
       </w:r>
-    </w:p>
-    <w:p>
-      <w:pPr>
-        <w:rPr>
-          <w:rFonts w:ascii="Times New Roman" w:hAnsi="Times New Roman" w:cs="Times New Roman"/>
-          <w:sz w:val="28"/>
-          <w:szCs w:val="28"/>
-        </w:rPr>
-      </w:pPr>
     </w:p>
     <w:p>
       <w:pPr>
